--- a/RecordPrograms/week3/PALINDROME.docx
+++ b/RecordPrograms/week3/PALINDROME.docx
@@ -3,9 +3,26 @@
 <w:document xmlns:wpc="http://schemas.microsoft.com/office/word/2010/wordprocessingCanvas" xmlns:cx="http://schemas.microsoft.com/office/drawing/2014/chartex" xmlns:cx1="http://schemas.microsoft.com/office/drawing/2015/9/8/chartex" xmlns:cx2="http://schemas.microsoft.com/office/drawing/2015/10/21/chartex" xmlns:cx3="http://schemas.microsoft.com/office/drawing/2016/5/9/chartex" xmlns:cx4="http://schemas.microsoft.com/office/drawing/2016/5/10/chartex" xmlns:cx5="http://schemas.microsoft.com/office/drawing/2016/5/11/chartex" xmlns:cx6="http://schemas.microsoft.com/office/drawing/2016/5/12/chartex" xmlns:cx7="http://schemas.microsoft.com/office/drawing/2016/5/13/chartex" xmlns:cx8="http://schemas.microsoft.com/office/drawing/2016/5/14/chartex" xmlns:mc="http://schemas.openxmlformats.org/markup-compatibility/2006" xmlns:aink="http://schemas.microsoft.com/office/drawing/2016/ink" xmlns:am3d="http://schemas.microsoft.com/office/drawing/2017/model3d" xmlns:o="urn:schemas-microsoft-com:office:office" xmlns:oel="http://schemas.microsoft.com/office/2019/extlst" xmlns:r="http://schemas.openxmlformats.org/officeDocument/2006/relationships" xmlns:m="http://schemas.openxmlformats.org/officeDocument/2006/math" xmlns:v="urn:schemas-microsoft-com:vml" xmlns:wp14="http://schemas.microsoft.com/office/word/2010/wordprocessingDrawing" xmlns:wp="http://schemas.openxmlformats.org/drawingml/2006/wordprocessingDrawing" xmlns:w10="urn:schemas-microsoft-com:office:word" xmlns:w="http://schemas.openxmlformats.org/wordprocessingml/2006/main" xmlns:w14="http://schemas.microsoft.com/office/word/2010/wordml" xmlns:w15="http://schemas.microsoft.com/office/word/2012/wordml" xmlns:w16cex="http://schemas.microsoft.com/office/word/2018/wordml/cex" xmlns:w16cid="http://schemas.microsoft.com/office/word/2016/wordml/cid" xmlns:w16="http://schemas.microsoft.com/office/word/2018/wordml" xmlns:w16du="http://schemas.microsoft.com/office/word/2023/wordml/word16du" xmlns:w16sdtdh="http://schemas.microsoft.com/office/word/2020/wordml/sdtdatahash" xmlns:w16sdtfl="http://schemas.microsoft.com/office/word/2024/wordml/sdtformatlock" xmlns:w16se="http://schemas.microsoft.com/office/word/2015/wordml/symex" xmlns:wpg="http://schemas.microsoft.com/office/word/2010/wordprocessingGroup" xmlns:wpi="http://schemas.microsoft.com/office/word/2010/wordprocessingInk" xmlns:wne="http://schemas.microsoft.com/office/word/2006/wordml" xmlns:wps="http://schemas.microsoft.com/office/word/2010/wordprocessingShape" mc:Ignorable="w14 w15 w16se w16cid w16 w16cex w16sdtdh w16sdtfl w16du wp14">
   <w:body>
     <w:p>
-      <w:r>
+      <w:pPr>
+        <w:rPr>
+          <w:b/>
+          <w:bCs/>
+        </w:rPr>
+      </w:pPr>
+      <w:r>
+        <w:rPr>
+          <w:b/>
+          <w:bCs/>
+        </w:rPr>
         <w:t>Aim</w:t>
       </w:r>
+      <w:r>
+        <w:rPr>
+          <w:b/>
+          <w:bCs/>
+        </w:rPr>
+        <w:t>:</w:t>
+      </w:r>
     </w:p>
     <w:p>
       <w:r>
@@ -13,9 +30,26 @@
       </w:r>
     </w:p>
     <w:p>
-      <w:r>
+      <w:pPr>
+        <w:rPr>
+          <w:b/>
+          <w:bCs/>
+        </w:rPr>
+      </w:pPr>
+      <w:r>
+        <w:rPr>
+          <w:b/>
+          <w:bCs/>
+        </w:rPr>
         <w:t>Steps</w:t>
       </w:r>
+      <w:r>
+        <w:rPr>
+          <w:b/>
+          <w:bCs/>
+        </w:rPr>
+        <w:t>:</w:t>
+      </w:r>
     </w:p>
     <w:p>
       <w:r>
@@ -53,9 +87,26 @@
       </w:r>
     </w:p>
     <w:p>
-      <w:r>
+      <w:pPr>
+        <w:rPr>
+          <w:b/>
+          <w:bCs/>
+        </w:rPr>
+      </w:pPr>
+      <w:r>
+        <w:rPr>
+          <w:b/>
+          <w:bCs/>
+        </w:rPr>
         <w:t>Algorithm</w:t>
       </w:r>
+      <w:r>
+        <w:rPr>
+          <w:b/>
+          <w:bCs/>
+        </w:rPr>
+        <w:t>:</w:t>
+      </w:r>
     </w:p>
     <w:p>
       <w:r>
@@ -64,7 +115,15 @@
     </w:p>
     <w:p>
       <w:r>
-        <w:t>Read n.</w:t>
+        <w:t xml:space="preserve">Read </w:t>
+      </w:r>
+      <w:proofErr w:type="spellStart"/>
+      <w:r>
+        <w:t>n</w:t>
+      </w:r>
+      <w:proofErr w:type="spellEnd"/>
+      <w:r>
+        <w:t>.</w:t>
       </w:r>
     </w:p>
     <w:p>
@@ -93,6 +152,767 @@
       </w:r>
     </w:p>
     <w:p>
+      <w:pPr>
+        <w:rPr>
+          <w:b/>
+          <w:bCs/>
+        </w:rPr>
+      </w:pPr>
+      <w:r>
+        <w:rPr>
+          <w:b/>
+          <w:bCs/>
+        </w:rPr>
+        <w:t>Code:</w:t>
+      </w:r>
+    </w:p>
+    <w:p>
+      <w:r>
+        <w:t>package basics;</w:t>
+      </w:r>
+    </w:p>
+    <w:p>
+      <w:r>
+        <w:t xml:space="preserve">import </w:t>
+      </w:r>
+      <w:proofErr w:type="spellStart"/>
+      <w:r>
+        <w:t>java.util.Scanner</w:t>
+      </w:r>
+      <w:proofErr w:type="spellEnd"/>
+      <w:r>
+        <w:t>;</w:t>
+      </w:r>
+    </w:p>
+    <w:p>
+      <w:r>
+        <w:t xml:space="preserve">public class </w:t>
+      </w:r>
+      <w:proofErr w:type="spellStart"/>
+      <w:r>
+        <w:t>PrimePalindrome</w:t>
+      </w:r>
+      <w:proofErr w:type="spellEnd"/>
+      <w:r>
+        <w:t>{</w:t>
+      </w:r>
+    </w:p>
+    <w:p>
+      <w:r>
+        <w:t xml:space="preserve">  public static void main(String[] </w:t>
+      </w:r>
+      <w:proofErr w:type="spellStart"/>
+      <w:r>
+        <w:t>args</w:t>
+      </w:r>
+      <w:proofErr w:type="spellEnd"/>
+      <w:r>
+        <w:t>) {</w:t>
+      </w:r>
+    </w:p>
+    <w:p>
+      <w:r>
+        <w:t xml:space="preserve">       Scanner </w:t>
+      </w:r>
+      <w:proofErr w:type="spellStart"/>
+      <w:r>
+        <w:t>sc</w:t>
+      </w:r>
+      <w:proofErr w:type="spellEnd"/>
+      <w:r>
+        <w:t xml:space="preserve"> = new Scanner(System.</w:t>
+      </w:r>
+      <w:r>
+        <w:rPr>
+          <w:i/>
+          <w:iCs/>
+        </w:rPr>
+        <w:t>in</w:t>
+      </w:r>
+      <w:r>
+        <w:t>);</w:t>
+      </w:r>
+    </w:p>
+    <w:p>
+      <w:r>
+        <w:t xml:space="preserve">       </w:t>
+      </w:r>
+      <w:proofErr w:type="spellStart"/>
+      <w:r>
+        <w:t>System.</w:t>
+      </w:r>
+      <w:r>
+        <w:rPr>
+          <w:i/>
+          <w:iCs/>
+        </w:rPr>
+        <w:t>out</w:t>
+      </w:r>
+      <w:r>
+        <w:t>.print</w:t>
+      </w:r>
+      <w:proofErr w:type="spellEnd"/>
+      <w:r>
+        <w:t>("Enter a number: ");</w:t>
+      </w:r>
+    </w:p>
+    <w:p>
+      <w:r>
+        <w:tab/>
+        <w:t xml:space="preserve">        int n = </w:t>
+      </w:r>
+      <w:proofErr w:type="spellStart"/>
+      <w:r>
+        <w:t>sc.nextInt</w:t>
+      </w:r>
+      <w:proofErr w:type="spellEnd"/>
+      <w:r>
+        <w:t>();</w:t>
+      </w:r>
+    </w:p>
+    <w:p>
+      <w:r>
+        <w:t xml:space="preserve">        </w:t>
+      </w:r>
+      <w:r>
+        <w:t xml:space="preserve"> // Check prime</w:t>
+      </w:r>
+    </w:p>
+    <w:p>
+      <w:r>
+        <w:t xml:space="preserve">  </w:t>
+      </w:r>
+      <w:proofErr w:type="spellStart"/>
+      <w:r>
+        <w:t>boolean</w:t>
+      </w:r>
+      <w:proofErr w:type="spellEnd"/>
+      <w:r>
+        <w:t xml:space="preserve"> prime = true;</w:t>
+      </w:r>
+    </w:p>
+    <w:p/>
+    <w:p>
+      <w:r>
+        <w:tab/>
+        <w:t xml:space="preserve">        if (n &lt;= 1) {</w:t>
+      </w:r>
+    </w:p>
+    <w:p>
+      <w:r>
+        <w:tab/>
+        <w:t xml:space="preserve">            prime = false;</w:t>
+      </w:r>
+    </w:p>
+    <w:p>
+      <w:r>
+        <w:tab/>
+        <w:t xml:space="preserve">        } else {</w:t>
+      </w:r>
+    </w:p>
+    <w:p>
+      <w:r>
+        <w:tab/>
+        <w:t xml:space="preserve">            for (int </w:t>
+      </w:r>
+      <w:proofErr w:type="spellStart"/>
+      <w:r>
+        <w:t>i</w:t>
+      </w:r>
+      <w:proofErr w:type="spellEnd"/>
+      <w:r>
+        <w:t xml:space="preserve"> = 2; </w:t>
+      </w:r>
+      <w:proofErr w:type="spellStart"/>
+      <w:r>
+        <w:t>i</w:t>
+      </w:r>
+      <w:proofErr w:type="spellEnd"/>
+      <w:r>
+        <w:t xml:space="preserve"> &lt;= n / 2; </w:t>
+      </w:r>
+      <w:proofErr w:type="spellStart"/>
+      <w:r>
+        <w:t>i</w:t>
+      </w:r>
+      <w:proofErr w:type="spellEnd"/>
+      <w:r>
+        <w:t>++) {</w:t>
+      </w:r>
+    </w:p>
+    <w:p>
+      <w:r>
+        <w:tab/>
+        <w:t xml:space="preserve">                if (n % </w:t>
+      </w:r>
+      <w:proofErr w:type="spellStart"/>
+      <w:r>
+        <w:t>i</w:t>
+      </w:r>
+      <w:proofErr w:type="spellEnd"/>
+      <w:r>
+        <w:t xml:space="preserve"> == 0) {</w:t>
+      </w:r>
+    </w:p>
+    <w:p>
+      <w:r>
+        <w:tab/>
+        <w:t xml:space="preserve">                    prime = false;</w:t>
+      </w:r>
+    </w:p>
+    <w:p>
+      <w:r>
+        <w:tab/>
+        <w:t xml:space="preserve">                    break;</w:t>
+      </w:r>
+    </w:p>
+    <w:p>
+      <w:r>
+        <w:tab/>
+        <w:t xml:space="preserve">                }</w:t>
+      </w:r>
+    </w:p>
+    <w:p>
+      <w:r>
+        <w:tab/>
+        <w:t xml:space="preserve">            }</w:t>
+      </w:r>
+    </w:p>
+    <w:p>
+      <w:r>
+        <w:tab/>
+        <w:t xml:space="preserve">        }</w:t>
+      </w:r>
+    </w:p>
+    <w:p/>
+    <w:p>
+      <w:r>
+        <w:tab/>
+        <w:t xml:space="preserve">        // Check palindrome</w:t>
+      </w:r>
+    </w:p>
+    <w:p>
+      <w:r>
+        <w:tab/>
+        <w:t xml:space="preserve">        int original = n;</w:t>
+      </w:r>
+    </w:p>
+    <w:p>
+      <w:r>
+        <w:tab/>
+        <w:t xml:space="preserve">        int reverse = 0;</w:t>
+      </w:r>
+    </w:p>
+    <w:p/>
+    <w:p>
+      <w:r>
+        <w:tab/>
+        <w:t xml:space="preserve">        while (n &gt; 0) {</w:t>
+      </w:r>
+    </w:p>
+    <w:p>
+      <w:r>
+        <w:tab/>
+        <w:t xml:space="preserve">            int digit = n % 10;</w:t>
+      </w:r>
+    </w:p>
+    <w:p>
+      <w:r>
+        <w:tab/>
+        <w:t xml:space="preserve">            reverse = reverse * 10 + digit;</w:t>
+      </w:r>
+    </w:p>
+    <w:p>
+      <w:r>
+        <w:tab/>
+        <w:t xml:space="preserve">            n = n / 10;</w:t>
+      </w:r>
+    </w:p>
+    <w:p>
+      <w:r>
+        <w:tab/>
+        <w:t xml:space="preserve">        }</w:t>
+      </w:r>
+    </w:p>
+    <w:p/>
+    <w:p>
+      <w:r>
+        <w:tab/>
+        <w:t xml:space="preserve">        if (prime &amp;&amp; original == reverse) {</w:t>
+      </w:r>
+    </w:p>
+    <w:p>
+      <w:r>
+        <w:tab/>
+        <w:t xml:space="preserve">            </w:t>
+      </w:r>
+      <w:proofErr w:type="spellStart"/>
+      <w:r>
+        <w:t>System.</w:t>
+      </w:r>
+      <w:r>
+        <w:rPr>
+          <w:i/>
+          <w:iCs/>
+        </w:rPr>
+        <w:t>out</w:t>
+      </w:r>
+      <w:r>
+        <w:t>.println</w:t>
+      </w:r>
+      <w:proofErr w:type="spellEnd"/>
+      <w:r>
+        <w:t>(original + " is a Prime Palindrome");</w:t>
+      </w:r>
+    </w:p>
+    <w:p>
+      <w:r>
+        <w:tab/>
+        <w:t xml:space="preserve">        } else {</w:t>
+      </w:r>
+    </w:p>
+    <w:p>
+      <w:r>
+        <w:tab/>
+        <w:t xml:space="preserve">            </w:t>
+      </w:r>
+      <w:proofErr w:type="spellStart"/>
+      <w:r>
+        <w:t>System.</w:t>
+      </w:r>
+      <w:r>
+        <w:rPr>
+          <w:i/>
+          <w:iCs/>
+        </w:rPr>
+        <w:t>out</w:t>
+      </w:r>
+      <w:r>
+        <w:t>.println</w:t>
+      </w:r>
+      <w:proofErr w:type="spellEnd"/>
+      <w:r>
+        <w:t>(original + " is not a Prime Palindrome");</w:t>
+      </w:r>
+    </w:p>
+    <w:p>
+      <w:r>
+        <w:tab/>
+        <w:t xml:space="preserve">        }</w:t>
+      </w:r>
+    </w:p>
+    <w:p>
+      <w:r>
+        <w:tab/>
+        <w:t xml:space="preserve">    }</w:t>
+      </w:r>
+    </w:p>
+    <w:p>
+      <w:r>
+        <w:lastRenderedPageBreak/>
+        <w:tab/>
+        <w:t>}</w:t>
+      </w:r>
+    </w:p>
+    <w:p>
+      <w:pPr>
+        <w:rPr>
+          <w:b/>
+          <w:bCs/>
+        </w:rPr>
+      </w:pPr>
+      <w:r>
+        <w:t xml:space="preserve"> </w:t>
+      </w:r>
+      <w:proofErr w:type="spellStart"/>
+      <w:r>
+        <w:rPr>
+          <w:b/>
+          <w:bCs/>
+        </w:rPr>
+        <w:t>Uml</w:t>
+      </w:r>
+      <w:proofErr w:type="spellEnd"/>
+      <w:r>
+        <w:rPr>
+          <w:b/>
+          <w:bCs/>
+        </w:rPr>
+        <w:t xml:space="preserve"> Diagram:</w:t>
+      </w:r>
+    </w:p>
+    <w:p>
+      <w:pPr>
+        <w:rPr>
+          <w:b/>
+          <w:bCs/>
+        </w:rPr>
+      </w:pPr>
+      <w:r>
+        <w:rPr>
+          <w:b/>
+          <w:bCs/>
+        </w:rPr>
+        <w:t>┌──────────────────────────────────────────────┐</w:t>
+      </w:r>
+    </w:p>
+    <w:p>
+      <w:pPr>
+        <w:rPr>
+          <w:b/>
+          <w:bCs/>
+        </w:rPr>
+      </w:pPr>
+      <w:r>
+        <w:rPr>
+          <w:b/>
+          <w:bCs/>
+        </w:rPr>
+        <w:t xml:space="preserve">│                </w:t>
+      </w:r>
+      <w:proofErr w:type="spellStart"/>
+      <w:r>
+        <w:rPr>
+          <w:b/>
+          <w:bCs/>
+        </w:rPr>
+        <w:t>PrimePalindrome</w:t>
+      </w:r>
+      <w:proofErr w:type="spellEnd"/>
+      <w:r>
+        <w:rPr>
+          <w:b/>
+          <w:bCs/>
+        </w:rPr>
+        <w:t xml:space="preserve">               │</w:t>
+      </w:r>
+    </w:p>
+    <w:p>
+      <w:pPr>
+        <w:rPr>
+          <w:b/>
+          <w:bCs/>
+        </w:rPr>
+      </w:pPr>
+      <w:r>
+        <w:rPr>
+          <w:rFonts w:ascii="MS Gothic" w:eastAsia="MS Gothic" w:hAnsi="MS Gothic" w:cs="MS Gothic" w:hint="eastAsia"/>
+          <w:b/>
+          <w:bCs/>
+        </w:rPr>
+        <w:t>├</w:t>
+      </w:r>
+      <w:r>
+        <w:rPr>
+          <w:rFonts w:ascii="Aptos" w:hAnsi="Aptos" w:cs="Aptos"/>
+          <w:b/>
+          <w:bCs/>
+        </w:rPr>
+        <w:t>──────────────────────────────────────────────</w:t>
+      </w:r>
+      <w:r>
+        <w:rPr>
+          <w:rFonts w:ascii="MS Gothic" w:eastAsia="MS Gothic" w:hAnsi="MS Gothic" w:cs="MS Gothic" w:hint="eastAsia"/>
+          <w:b/>
+          <w:bCs/>
+        </w:rPr>
+        <w:t>┤</w:t>
+      </w:r>
+    </w:p>
+    <w:p>
+      <w:pPr>
+        <w:rPr>
+          <w:b/>
+          <w:bCs/>
+        </w:rPr>
+      </w:pPr>
+      <w:r>
+        <w:rPr>
+          <w:b/>
+          <w:bCs/>
+        </w:rPr>
+        <w:t>│                                              │</w:t>
+      </w:r>
+    </w:p>
+    <w:p>
+      <w:pPr>
+        <w:rPr>
+          <w:b/>
+          <w:bCs/>
+        </w:rPr>
+      </w:pPr>
+      <w:r>
+        <w:rPr>
+          <w:rFonts w:ascii="MS Gothic" w:eastAsia="MS Gothic" w:hAnsi="MS Gothic" w:cs="MS Gothic" w:hint="eastAsia"/>
+          <w:b/>
+          <w:bCs/>
+        </w:rPr>
+        <w:t>├</w:t>
+      </w:r>
+      <w:r>
+        <w:rPr>
+          <w:rFonts w:ascii="Aptos" w:hAnsi="Aptos" w:cs="Aptos"/>
+          <w:b/>
+          <w:bCs/>
+        </w:rPr>
+        <w:t>──────────────────────────────────────────────</w:t>
+      </w:r>
+      <w:r>
+        <w:rPr>
+          <w:rFonts w:ascii="MS Gothic" w:eastAsia="MS Gothic" w:hAnsi="MS Gothic" w:cs="MS Gothic" w:hint="eastAsia"/>
+          <w:b/>
+          <w:bCs/>
+        </w:rPr>
+        <w:t>┤</w:t>
+      </w:r>
+    </w:p>
+    <w:p>
+      <w:pPr>
+        <w:rPr>
+          <w:b/>
+          <w:bCs/>
+        </w:rPr>
+      </w:pPr>
+      <w:r>
+        <w:rPr>
+          <w:b/>
+          <w:bCs/>
+        </w:rPr>
+        <w:t>│ + main(</w:t>
+      </w:r>
+      <w:proofErr w:type="spellStart"/>
+      <w:r>
+        <w:rPr>
+          <w:b/>
+          <w:bCs/>
+        </w:rPr>
+        <w:t>args</w:t>
+      </w:r>
+      <w:proofErr w:type="spellEnd"/>
+      <w:r>
+        <w:rPr>
+          <w:b/>
+          <w:bCs/>
+        </w:rPr>
+        <w:t xml:space="preserve"> : String[]) : void               │</w:t>
+      </w:r>
+    </w:p>
+    <w:p>
+      <w:pPr>
+        <w:rPr>
+          <w:b/>
+          <w:bCs/>
+        </w:rPr>
+      </w:pPr>
+      <w:r>
+        <w:rPr>
+          <w:b/>
+          <w:bCs/>
+        </w:rPr>
+        <w:t>└──────────────────────────────────────────────┘</w:t>
+      </w:r>
+    </w:p>
+    <w:p>
+      <w:pPr>
+        <w:rPr>
+          <w:b/>
+          <w:bCs/>
+        </w:rPr>
+      </w:pPr>
+      <w:r>
+        <w:rPr>
+          <w:b/>
+          <w:bCs/>
+        </w:rPr>
+        <w:t xml:space="preserve">                       │</w:t>
+      </w:r>
+    </w:p>
+    <w:p>
+      <w:pPr>
+        <w:rPr>
+          <w:b/>
+          <w:bCs/>
+        </w:rPr>
+      </w:pPr>
+      <w:r>
+        <w:rPr>
+          <w:b/>
+          <w:bCs/>
+        </w:rPr>
+        <w:t xml:space="preserve">                       │ creates</w:t>
+      </w:r>
+    </w:p>
+    <w:p>
+      <w:pPr>
+        <w:rPr>
+          <w:b/>
+          <w:bCs/>
+        </w:rPr>
+      </w:pPr>
+      <w:r>
+        <w:rPr>
+          <w:b/>
+          <w:bCs/>
+        </w:rPr>
+        <w:t xml:space="preserve">                       </w:t>
+      </w:r>
+      <w:r>
+        <w:rPr>
+          <w:rFonts w:ascii="Arial" w:hAnsi="Arial" w:cs="Arial"/>
+          <w:b/>
+          <w:bCs/>
+        </w:rPr>
+        <w:t>▼</w:t>
+      </w:r>
+    </w:p>
+    <w:p>
+      <w:pPr>
+        <w:rPr>
+          <w:b/>
+          <w:bCs/>
+        </w:rPr>
+      </w:pPr>
+      <w:r>
+        <w:rPr>
+          <w:b/>
+          <w:bCs/>
+        </w:rPr>
+        <w:t xml:space="preserve">              ┌─────────────────┐</w:t>
+      </w:r>
+    </w:p>
+    <w:p>
+      <w:pPr>
+        <w:rPr>
+          <w:b/>
+          <w:bCs/>
+        </w:rPr>
+      </w:pPr>
+      <w:r>
+        <w:rPr>
+          <w:b/>
+          <w:bCs/>
+        </w:rPr>
+        <w:t xml:space="preserve">              │     Scanner     │</w:t>
+      </w:r>
+    </w:p>
+    <w:p>
+      <w:pPr>
+        <w:rPr>
+          <w:b/>
+          <w:bCs/>
+        </w:rPr>
+      </w:pPr>
+      <w:r>
+        <w:rPr>
+          <w:b/>
+          <w:bCs/>
+        </w:rPr>
+        <w:t xml:space="preserve">              </w:t>
+      </w:r>
+      <w:r>
+        <w:rPr>
+          <w:rFonts w:ascii="MS Gothic" w:eastAsia="MS Gothic" w:hAnsi="MS Gothic" w:cs="MS Gothic" w:hint="eastAsia"/>
+          <w:b/>
+          <w:bCs/>
+        </w:rPr>
+        <w:t>├</w:t>
+      </w:r>
+      <w:r>
+        <w:rPr>
+          <w:rFonts w:ascii="Aptos" w:hAnsi="Aptos" w:cs="Aptos"/>
+          <w:b/>
+          <w:bCs/>
+        </w:rPr>
+        <w:t>─────────────────</w:t>
+      </w:r>
+      <w:r>
+        <w:rPr>
+          <w:rFonts w:ascii="MS Gothic" w:eastAsia="MS Gothic" w:hAnsi="MS Gothic" w:cs="MS Gothic" w:hint="eastAsia"/>
+          <w:b/>
+          <w:bCs/>
+        </w:rPr>
+        <w:t>┤</w:t>
+      </w:r>
+    </w:p>
+    <w:p>
+      <w:pPr>
+        <w:rPr>
+          <w:b/>
+          <w:bCs/>
+        </w:rPr>
+      </w:pPr>
+      <w:r>
+        <w:rPr>
+          <w:b/>
+          <w:bCs/>
+        </w:rPr>
+        <w:t xml:space="preserve">              │ + </w:t>
+      </w:r>
+      <w:proofErr w:type="spellStart"/>
+      <w:r>
+        <w:rPr>
+          <w:b/>
+          <w:bCs/>
+        </w:rPr>
+        <w:t>nextInt</w:t>
+      </w:r>
+      <w:proofErr w:type="spellEnd"/>
+      <w:r>
+        <w:rPr>
+          <w:b/>
+          <w:bCs/>
+        </w:rPr>
+        <w:t>()     │</w:t>
+      </w:r>
+    </w:p>
+    <w:p>
+      <w:pPr>
+        <w:rPr>
+          <w:b/>
+          <w:bCs/>
+        </w:rPr>
+      </w:pPr>
+      <w:r>
+        <w:rPr>
+          <w:b/>
+          <w:bCs/>
+        </w:rPr>
+        <w:t xml:space="preserve">              └─────────────────┘</w:t>
+      </w:r>
+    </w:p>
+    <w:p>
+      <w:pPr>
+        <w:rPr>
+          <w:b/>
+          <w:bCs/>
+        </w:rPr>
+      </w:pPr>
+    </w:p>
+    <w:p>
+      <w:pPr>
+        <w:rPr>
+          <w:b/>
+          <w:bCs/>
+        </w:rPr>
+      </w:pPr>
+    </w:p>
+    <w:p>
+      <w:pPr>
+        <w:rPr>
+          <w:b/>
+          <w:bCs/>
+        </w:rPr>
+      </w:pPr>
+    </w:p>
+    <w:p>
+      <w:pPr>
+        <w:rPr>
+          <w:b/>
+          <w:bCs/>
+        </w:rPr>
+      </w:pPr>
+    </w:p>
+    <w:p>
       <w:r>
         <w:t>Output:</w:t>
       </w:r>
@@ -102,6 +922,7 @@
         <w:rPr>
           <w:noProof/>
         </w:rPr>
+        <w:lastRenderedPageBreak/>
         <w:drawing>
           <wp:inline distT="0" distB="0" distL="0" distR="0" wp14:anchorId="20CD2DB9" wp14:editId="1B618432">
             <wp:extent cx="5695950" cy="2406650"/>
@@ -765,7 +1586,6 @@
   <w:style w:type="character" w:default="1" w:styleId="DefaultParagraphFont">
     <w:name w:val="Default Paragraph Font"/>
     <w:uiPriority w:val="1"/>
-    <w:semiHidden/>
     <w:unhideWhenUsed/>
   </w:style>
   <w:style w:type="table" w:default="1" w:styleId="TableNormal">
